--- a/thesis_master/abstruct/abstruct_en.docx
+++ b/thesis_master/abstruct/abstruct_en.docx
@@ -109,7 +109,7 @@
                 <w:rFonts w:ascii="Times New Roman" w:eastAsia="Times New Roman" w:hAnsi="Times New Roman" w:cs="Times New Roman"/>
                 <w:sz w:val="21"/>
               </w:rPr>
-              <w:t xml:space="preserve">Department of  </w:t>
+              <w:t xml:space="preserve">Department of </w:t>
             </w:r>
             <w:r>
               <w:rPr>
@@ -466,7 +466,140 @@
                 <w:rFonts w:ascii="Times New Roman" w:eastAsia="Times New Roman" w:hAnsi="Times New Roman" w:cs="Times New Roman"/>
                 <w:sz w:val="21"/>
               </w:rPr>
-              <w:t>Indoor Self-Localization Using a Simplified Model Based on Wireframes and Omnidirectional Images</w:t>
+              <w:t>Self-</w:t>
+            </w:r>
+            <w:r>
+              <w:rPr>
+                <w:rFonts w:ascii="Times New Roman" w:eastAsiaTheme="minorEastAsia" w:hAnsi="Times New Roman" w:cs="Times New Roman" w:hint="eastAsia"/>
+                <w:sz w:val="21"/>
+              </w:rPr>
+              <w:t>l</w:t>
+            </w:r>
+            <w:r>
+              <w:rPr>
+                <w:rFonts w:ascii="Times New Roman" w:eastAsia="Times New Roman" w:hAnsi="Times New Roman" w:cs="Times New Roman"/>
+                <w:sz w:val="21"/>
+              </w:rPr>
+              <w:t>ocalization</w:t>
+            </w:r>
+            <w:r>
+              <w:rPr>
+                <w:rFonts w:ascii="Times New Roman" w:eastAsiaTheme="minorEastAsia" w:hAnsi="Times New Roman" w:cs="Times New Roman" w:hint="eastAsia"/>
+                <w:sz w:val="21"/>
+              </w:rPr>
+              <w:t xml:space="preserve"> of indoor scenes</w:t>
+            </w:r>
+            <w:r>
+              <w:rPr>
+                <w:rFonts w:ascii="Times New Roman" w:eastAsia="Times New Roman" w:hAnsi="Times New Roman" w:cs="Times New Roman"/>
+                <w:sz w:val="21"/>
+              </w:rPr>
+              <w:t xml:space="preserve"> </w:t>
+            </w:r>
+            <w:r>
+              <w:rPr>
+                <w:rFonts w:ascii="Times New Roman" w:eastAsiaTheme="minorEastAsia" w:hAnsi="Times New Roman" w:cs="Times New Roman" w:hint="eastAsia"/>
+                <w:sz w:val="21"/>
+              </w:rPr>
+              <w:t>u</w:t>
+            </w:r>
+            <w:r>
+              <w:rPr>
+                <w:rFonts w:ascii="Times New Roman" w:eastAsia="Times New Roman" w:hAnsi="Times New Roman" w:cs="Times New Roman"/>
+                <w:sz w:val="21"/>
+              </w:rPr>
+              <w:t xml:space="preserve">sing a </w:t>
+            </w:r>
+            <w:r>
+              <w:rPr>
+                <w:rFonts w:ascii="Times New Roman" w:eastAsiaTheme="minorEastAsia" w:hAnsi="Times New Roman" w:cs="Times New Roman" w:hint="eastAsia"/>
+                <w:sz w:val="21"/>
+              </w:rPr>
+              <w:t>s</w:t>
+            </w:r>
+            <w:r>
+              <w:rPr>
+                <w:rFonts w:ascii="Times New Roman" w:eastAsia="Times New Roman" w:hAnsi="Times New Roman" w:cs="Times New Roman"/>
+                <w:sz w:val="21"/>
+              </w:rPr>
+              <w:t>impl</w:t>
+            </w:r>
+            <w:r>
+              <w:rPr>
+                <w:rFonts w:ascii="Times New Roman" w:eastAsiaTheme="minorEastAsia" w:hAnsi="Times New Roman" w:cs="Times New Roman" w:hint="eastAsia"/>
+                <w:sz w:val="21"/>
+              </w:rPr>
+              <w:t xml:space="preserve">y </w:t>
+            </w:r>
+            <w:r>
+              <w:rPr>
+                <w:rFonts w:ascii="Times New Roman" w:eastAsiaTheme="minorEastAsia" w:hAnsi="Times New Roman" w:cs="Times New Roman" w:hint="eastAsia"/>
+                <w:sz w:val="21"/>
+              </w:rPr>
+              <w:t xml:space="preserve">3-D model with </w:t>
+            </w:r>
+            <w:r>
+              <w:rPr>
+                <w:rFonts w:ascii="Times New Roman" w:eastAsiaTheme="minorEastAsia" w:hAnsi="Times New Roman" w:cs="Times New Roman" w:hint="eastAsia"/>
+                <w:sz w:val="21"/>
+              </w:rPr>
+              <w:t>w</w:t>
+            </w:r>
+            <w:r>
+              <w:rPr>
+                <w:rFonts w:ascii="Times New Roman" w:eastAsia="Times New Roman" w:hAnsi="Times New Roman" w:cs="Times New Roman"/>
+                <w:sz w:val="21"/>
+              </w:rPr>
+              <w:t>ireframe</w:t>
+            </w:r>
+            <w:r>
+              <w:rPr>
+                <w:rFonts w:ascii="Times New Roman" w:eastAsiaTheme="minorEastAsia" w:hAnsi="Times New Roman" w:cs="Times New Roman" w:hint="eastAsia"/>
+                <w:sz w:val="21"/>
+              </w:rPr>
+              <w:t xml:space="preserve"> </w:t>
+            </w:r>
+            <w:r>
+              <w:rPr>
+                <w:rFonts w:ascii="Times New Roman" w:eastAsia="Times New Roman" w:hAnsi="Times New Roman" w:cs="Times New Roman"/>
+                <w:sz w:val="21"/>
+              </w:rPr>
+              <w:t>and</w:t>
+            </w:r>
+            <w:r>
+              <w:rPr>
+                <w:rFonts w:ascii="Times New Roman" w:eastAsiaTheme="minorEastAsia" w:hAnsi="Times New Roman" w:cs="Times New Roman" w:hint="eastAsia"/>
+                <w:sz w:val="21"/>
+              </w:rPr>
+              <w:t xml:space="preserve"> o</w:t>
+            </w:r>
+            <w:r>
+              <w:rPr>
+                <w:rFonts w:ascii="Times New Roman" w:eastAsia="Times New Roman" w:hAnsi="Times New Roman" w:cs="Times New Roman"/>
+                <w:sz w:val="21"/>
+              </w:rPr>
+              <w:t xml:space="preserve">mnidirectional </w:t>
+            </w:r>
+            <w:r>
+              <w:rPr>
+                <w:rFonts w:ascii="Times New Roman" w:eastAsiaTheme="minorEastAsia" w:hAnsi="Times New Roman" w:cs="Times New Roman" w:hint="eastAsia"/>
+                <w:sz w:val="21"/>
+              </w:rPr>
+              <w:t>i</w:t>
+            </w:r>
+            <w:r>
+              <w:rPr>
+                <w:rFonts w:ascii="Times New Roman" w:eastAsia="Times New Roman" w:hAnsi="Times New Roman" w:cs="Times New Roman"/>
+                <w:sz w:val="21"/>
+              </w:rPr>
+              <w:t>mage</w:t>
+            </w:r>
+            <w:r>
+              <w:rPr>
+                <w:rFonts w:ascii="Times New Roman" w:eastAsiaTheme="minorEastAsia" w:hAnsi="Times New Roman" w:cs="Times New Roman" w:hint="eastAsia"/>
+                <w:sz w:val="21"/>
+              </w:rPr>
+              <w:t xml:space="preserve"> textures</w:t>
             </w:r>
           </w:p>
         </w:tc>
@@ -507,7 +640,8 @@
             <w:pPr>
               <w:spacing w:after="0"/>
               <w:rPr>
-                <w:rFonts w:ascii="Times New Roman" w:hAnsi="Times New Roman" w:cs="Times New Roman"/>
+                <w:rFonts w:ascii="Times New Roman" w:eastAsiaTheme="minorEastAsia" w:hAnsi="Times New Roman" w:cs="Times New Roman"/>
+                <w:sz w:val="24"/>
               </w:rPr>
             </w:pPr>
             <w:r>
@@ -515,39 +649,138 @@
                 <w:rFonts w:ascii="Times New Roman" w:eastAsia="Times New Roman" w:hAnsi="Times New Roman" w:cs="Times New Roman"/>
                 <w:sz w:val="21"/>
               </w:rPr>
+              <w:t xml:space="preserve"> </w:t>
+            </w:r>
+            <w:r>
+              <w:rPr>
+                <w:rFonts w:ascii="Times New Roman" w:eastAsiaTheme="minorEastAsia" w:hAnsi="Times New Roman" w:cs="Times New Roman" w:hint="eastAsia"/>
+                <w:sz w:val="21"/>
+              </w:rPr>
               <w:t xml:space="preserve">  </w:t>
             </w:r>
             <w:r>
               <w:rPr>
-                <w:rFonts w:ascii="Times New Roman" w:hAnsi="Times New Roman" w:cs="Times New Roman"/>
-              </w:rPr>
-              <w:t xml:space="preserve">In recent years, as the social implementation of digital twins progresses, expectations for localization and navigation technologies in indoor spaces are rising. However, the high introduction cost of dedicated equipment such as 3D measurement devices and beacons, and the instability of Visual SLAM in indoor environments with </w:t>
-            </w:r>
-            <w:r>
-              <w:rPr>
-                <w:rFonts w:ascii="Times New Roman" w:eastAsiaTheme="minorEastAsia" w:hAnsi="Times New Roman" w:cs="Times New Roman" w:hint="eastAsia"/>
+                <w:rFonts w:ascii="Times New Roman" w:eastAsiaTheme="minorEastAsia" w:hAnsi="Times New Roman" w:cs="Times New Roman" w:hint="eastAsia"/>
+                <w:sz w:val="24"/>
+              </w:rPr>
+              <w:t>Recently</w:t>
+            </w:r>
+            <w:r>
+              <w:rPr>
+                <w:rFonts w:ascii="Times New Roman" w:hAnsi="Times New Roman" w:cs="Times New Roman"/>
+                <w:sz w:val="24"/>
+              </w:rPr>
+              <w:t xml:space="preserve">, as digital twin </w:t>
+            </w:r>
+            <w:r>
+              <w:rPr>
+                <w:rFonts w:ascii="Times New Roman" w:eastAsiaTheme="minorEastAsia" w:hAnsi="Times New Roman" w:cs="Times New Roman" w:hint="eastAsia"/>
+                <w:sz w:val="24"/>
+              </w:rPr>
+              <w:t>technolog</w:t>
+            </w:r>
+            <w:r>
+              <w:rPr>
+                <w:rFonts w:ascii="Times New Roman" w:eastAsiaTheme="minorEastAsia" w:hAnsi="Times New Roman" w:cs="Times New Roman" w:hint="eastAsia"/>
+                <w:sz w:val="24"/>
+              </w:rPr>
+              <w:t>ies</w:t>
+            </w:r>
+            <w:r>
+              <w:rPr>
+                <w:rFonts w:ascii="Times New Roman" w:eastAsiaTheme="minorEastAsia" w:hAnsi="Times New Roman" w:cs="Times New Roman" w:hint="eastAsia"/>
+                <w:sz w:val="24"/>
+              </w:rPr>
+              <w:t xml:space="preserve"> become widespread</w:t>
+            </w:r>
+            <w:r>
+              <w:rPr>
+                <w:rFonts w:ascii="Times New Roman" w:hAnsi="Times New Roman" w:cs="Times New Roman"/>
+                <w:sz w:val="24"/>
+              </w:rPr>
+              <w:t xml:space="preserve">, expectations for localization and navigation technologies in indoor spaces are rising. </w:t>
+            </w:r>
+            <w:r>
+              <w:rPr>
+                <w:rFonts w:ascii="Times New Roman" w:eastAsiaTheme="minorEastAsia" w:hAnsi="Times New Roman" w:cs="Times New Roman" w:hint="eastAsia"/>
+                <w:sz w:val="24"/>
+              </w:rPr>
+              <w:t xml:space="preserve"> </w:t>
+            </w:r>
+            <w:r>
+              <w:rPr>
+                <w:rFonts w:ascii="Times New Roman" w:hAnsi="Times New Roman" w:cs="Times New Roman"/>
+                <w:sz w:val="24"/>
+              </w:rPr>
+              <w:t>However, the high introduction cost of dedicated equipment such as 3</w:t>
+            </w:r>
+            <w:r>
+              <w:rPr>
+                <w:rFonts w:ascii="Times New Roman" w:eastAsiaTheme="minorEastAsia" w:hAnsi="Times New Roman" w:cs="Times New Roman" w:hint="eastAsia"/>
+                <w:sz w:val="24"/>
+              </w:rPr>
+              <w:t>-</w:t>
+            </w:r>
+            <w:r>
+              <w:rPr>
+                <w:rFonts w:ascii="Times New Roman" w:hAnsi="Times New Roman" w:cs="Times New Roman"/>
+                <w:sz w:val="24"/>
+              </w:rPr>
+              <w:t xml:space="preserve">D measurement devices and beacons, and the instability of Visual SLAM in indoor environments with </w:t>
+            </w:r>
+            <w:r>
+              <w:rPr>
+                <w:rFonts w:ascii="Times New Roman" w:eastAsiaTheme="minorEastAsia" w:hAnsi="Times New Roman" w:cs="Times New Roman" w:hint="eastAsia"/>
+                <w:sz w:val="24"/>
               </w:rPr>
               <w:t>feature</w:t>
             </w:r>
             <w:r>
               <w:rPr>
                 <w:rFonts w:ascii="Times New Roman" w:hAnsi="Times New Roman" w:cs="Times New Roman"/>
-              </w:rPr>
-              <w:t>less walls, are impeding widespread adoption. Especially in navigation applications, operation stability in featureless environments and cost</w:t>
-            </w:r>
-            <w:r>
+                <w:sz w:val="24"/>
+              </w:rPr>
+              <w:t>less walls, are impeding widespread adoption.</w:t>
+            </w:r>
+            <w:r>
+              <w:rPr>
+                <w:rFonts w:ascii="Times New Roman" w:eastAsiaTheme="minorEastAsia" w:hAnsi="Times New Roman" w:cs="Times New Roman" w:hint="eastAsia"/>
+                <w:sz w:val="24"/>
+              </w:rPr>
+              <w:t xml:space="preserve">  </w:t>
+            </w:r>
+            <w:r>
+              <w:rPr>
+                <w:rFonts w:ascii="Times New Roman" w:hAnsi="Times New Roman" w:cs="Times New Roman"/>
+                <w:sz w:val="24"/>
+              </w:rPr>
+              <w:t>Especially in navigation applications, operation stability in featureless environments and cost</w:t>
+            </w:r>
+            <w:r>
+              <w:rPr>
+                <w:sz w:val="24"/>
+              </w:rPr>
               <w:t xml:space="preserve"> </w:t>
             </w:r>
             <w:r>
               <w:rPr>
                 <w:rFonts w:ascii="Times New Roman" w:hAnsi="Times New Roman" w:cs="Times New Roman"/>
-              </w:rPr>
-              <w:t>reduction are more important than geometrically rigorous shape reconstruction. Therefore, in this study, we propose a practical self-localization method that uses only existing building information in the form of 2D maps and omnidirectional images, requiring no new infrastructure investment.</w:t>
+                <w:sz w:val="24"/>
+              </w:rPr>
+              <w:t xml:space="preserve">reduction are more important than geometrically rigorous shape reconstruction. </w:t>
+            </w:r>
+            <w:r>
+              <w:rPr>
+                <w:rFonts w:ascii="Times New Roman" w:eastAsiaTheme="minorEastAsia" w:hAnsi="Times New Roman" w:cs="Times New Roman" w:hint="eastAsia"/>
+                <w:sz w:val="24"/>
+              </w:rPr>
+              <w:t xml:space="preserve"> </w:t>
             </w:r>
           </w:p>
           <w:p>
             <w:pPr>
               <w:spacing w:after="0"/>
+              <w:ind w:firstLineChars="100" w:firstLine="240"/>
               <w:rPr>
                 <w:rFonts w:ascii="Times New Roman" w:hAnsi="Times New Roman" w:cs="Times New Roman"/>
               </w:rPr>
@@ -555,34 +788,569 @@
             <w:r>
               <w:rPr>
                 <w:rFonts w:ascii="Times New Roman" w:hAnsi="Times New Roman" w:cs="Times New Roman"/>
-              </w:rPr>
-              <w:t>The 3D model of the indoor environment is a wireframe model that simply represents the environment, and it is generated by assigning images captured with an omnidirectional camera at discrete positions indoors as textures. In the creation of the model, we propose a method in which the user specifies a part of the points that become vertices of the wireframe on the 2D map. The remaining vertex arrangement, mesh generation, and texture assignment are performed semi-automatically. Specifically, the wireframe vertices are determined from the camera positions at capture time, the mesh is divided accordingly, and images are generated with the camera’s optical axis facing each mesh centroid, then assigned as textures. Furthermore, for meshes where the angle between the mesh normal and the camera's optical axis is large, applying blend processing to images from multiple viewpoints improve</w:t>
-            </w:r>
-            <w:r>
-              <w:rPr>
-                <w:rFonts w:ascii="Times New Roman" w:eastAsiaTheme="minorEastAsia" w:hAnsi="Times New Roman" w:cs="Times New Roman" w:hint="eastAsia"/>
+                <w:sz w:val="24"/>
+              </w:rPr>
+              <w:t xml:space="preserve">Therefore, in this study, we propose a practical self-localization method that uses only existing building information </w:t>
+            </w:r>
+            <w:r>
+              <w:rPr>
+                <w:rFonts w:ascii="Times New Roman" w:eastAsiaTheme="minorEastAsia" w:hAnsi="Times New Roman" w:cs="Times New Roman" w:hint="eastAsia"/>
+                <w:sz w:val="24"/>
+              </w:rPr>
+              <w:t xml:space="preserve">such as </w:t>
+            </w:r>
+            <w:r>
+              <w:rPr>
+                <w:rFonts w:ascii="Times New Roman" w:hAnsi="Times New Roman" w:cs="Times New Roman"/>
+                <w:sz w:val="24"/>
+              </w:rPr>
+              <w:t>2</w:t>
+            </w:r>
+            <w:r>
+              <w:rPr>
+                <w:rFonts w:ascii="Times New Roman" w:eastAsiaTheme="minorEastAsia" w:hAnsi="Times New Roman" w:cs="Times New Roman" w:hint="eastAsia"/>
+                <w:sz w:val="24"/>
+              </w:rPr>
+              <w:t>-</w:t>
+            </w:r>
+            <w:r>
+              <w:rPr>
+                <w:rFonts w:ascii="Times New Roman" w:hAnsi="Times New Roman" w:cs="Times New Roman"/>
+                <w:sz w:val="24"/>
+              </w:rPr>
+              <w:t>D maps and omnidirectional images.</w:t>
+            </w:r>
+            <w:r>
+              <w:rPr>
+                <w:rFonts w:ascii="Times New Roman" w:eastAsiaTheme="minorEastAsia" w:hAnsi="Times New Roman" w:cs="Times New Roman" w:hint="eastAsia"/>
+                <w:sz w:val="24"/>
+              </w:rPr>
+              <w:t xml:space="preserve">  </w:t>
+            </w:r>
+            <w:r>
+              <w:rPr>
+                <w:rFonts w:ascii="Times New Roman" w:eastAsiaTheme="minorEastAsia" w:hAnsi="Times New Roman" w:cs="Times New Roman"/>
+                <w:sz w:val="24"/>
+              </w:rPr>
+              <w:t>W</w:t>
+            </w:r>
+            <w:r>
+              <w:rPr>
+                <w:rFonts w:ascii="Times New Roman" w:eastAsiaTheme="minorEastAsia" w:hAnsi="Times New Roman" w:cs="Times New Roman" w:hint="eastAsia"/>
+                <w:sz w:val="24"/>
+              </w:rPr>
+              <w:t xml:space="preserve">e construct a </w:t>
+            </w:r>
+            <w:r>
+              <w:rPr>
+                <w:rFonts w:ascii="Times New Roman" w:hAnsi="Times New Roman" w:cs="Times New Roman"/>
+                <w:sz w:val="24"/>
+              </w:rPr>
+              <w:t>3</w:t>
+            </w:r>
+            <w:r>
+              <w:rPr>
+                <w:rFonts w:ascii="Times New Roman" w:eastAsiaTheme="minorEastAsia" w:hAnsi="Times New Roman" w:cs="Times New Roman" w:hint="eastAsia"/>
+                <w:sz w:val="24"/>
+              </w:rPr>
+              <w:t>-</w:t>
+            </w:r>
+            <w:r>
+              <w:rPr>
+                <w:rFonts w:ascii="Times New Roman" w:hAnsi="Times New Roman" w:cs="Times New Roman"/>
+                <w:sz w:val="24"/>
+              </w:rPr>
+              <w:t xml:space="preserve">D model of the indoor environment </w:t>
+            </w:r>
+            <w:r>
+              <w:rPr>
+                <w:rFonts w:ascii="Times New Roman" w:eastAsiaTheme="minorEastAsia" w:hAnsi="Times New Roman" w:cs="Times New Roman" w:hint="eastAsia"/>
+                <w:sz w:val="24"/>
+              </w:rPr>
+              <w:t xml:space="preserve">as </w:t>
+            </w:r>
+            <w:r>
+              <w:rPr>
+                <w:rFonts w:ascii="Times New Roman" w:hAnsi="Times New Roman" w:cs="Times New Roman"/>
+                <w:sz w:val="24"/>
+              </w:rPr>
+              <w:t>a wireframe model that simply represents the environment, and it is generated by assigning images captured with an omnidirectional camera</w:t>
+            </w:r>
+            <w:r>
+              <w:rPr>
+                <w:rFonts w:ascii="Times New Roman" w:eastAsiaTheme="minorEastAsia" w:hAnsi="Times New Roman" w:cs="Times New Roman" w:hint="eastAsia"/>
+                <w:sz w:val="24"/>
+              </w:rPr>
+              <w:t xml:space="preserve"> as te</w:t>
+            </w:r>
+            <w:r>
+              <w:rPr>
+                <w:rFonts w:ascii="Times New Roman" w:hAnsi="Times New Roman" w:cs="Times New Roman"/>
+                <w:sz w:val="24"/>
+              </w:rPr>
+              <w:t xml:space="preserve">xtures. </w:t>
+            </w:r>
+            <w:r>
+              <w:rPr>
+                <w:rFonts w:ascii="Times New Roman" w:eastAsiaTheme="minorEastAsia" w:hAnsi="Times New Roman" w:cs="Times New Roman" w:hint="eastAsia"/>
+                <w:sz w:val="24"/>
+              </w:rPr>
+              <w:t xml:space="preserve"> </w:t>
+            </w:r>
+            <w:r>
+              <w:rPr>
+                <w:rFonts w:ascii="Times New Roman" w:hAnsi="Times New Roman" w:cs="Times New Roman"/>
+                <w:sz w:val="24"/>
+              </w:rPr>
+              <w:t xml:space="preserve">In the </w:t>
+            </w:r>
+            <w:r>
+              <w:rPr>
+                <w:rFonts w:ascii="Times New Roman" w:eastAsiaTheme="minorEastAsia" w:hAnsi="Times New Roman" w:cs="Times New Roman"/>
+                <w:sz w:val="24"/>
+              </w:rPr>
+              <w:t>making</w:t>
+            </w:r>
+            <w:r>
+              <w:rPr>
+                <w:rFonts w:ascii="Times New Roman" w:eastAsiaTheme="minorEastAsia" w:hAnsi="Times New Roman" w:cs="Times New Roman" w:hint="eastAsia"/>
+                <w:sz w:val="24"/>
+              </w:rPr>
+              <w:t xml:space="preserve"> </w:t>
+            </w:r>
+            <w:r>
+              <w:rPr>
+                <w:rFonts w:ascii="Times New Roman" w:hAnsi="Times New Roman" w:cs="Times New Roman"/>
+                <w:sz w:val="24"/>
+              </w:rPr>
+              <w:t xml:space="preserve">of the model, we propose a method in which the user specifies </w:t>
+            </w:r>
+            <w:r>
+              <w:rPr>
+                <w:rFonts w:ascii="Times New Roman" w:eastAsiaTheme="minorEastAsia" w:hAnsi="Times New Roman" w:cs="Times New Roman" w:hint="eastAsia"/>
+                <w:sz w:val="24"/>
+              </w:rPr>
+              <w:t xml:space="preserve">small number </w:t>
+            </w:r>
+            <w:r>
+              <w:rPr>
+                <w:rFonts w:ascii="Times New Roman" w:hAnsi="Times New Roman" w:cs="Times New Roman"/>
+                <w:sz w:val="24"/>
+              </w:rPr>
+              <w:t xml:space="preserve">of the </w:t>
+            </w:r>
+            <w:r>
+              <w:rPr>
+                <w:rFonts w:ascii="Times New Roman" w:eastAsiaTheme="minorEastAsia" w:hAnsi="Times New Roman" w:cs="Times New Roman" w:hint="eastAsia"/>
+                <w:sz w:val="24"/>
+              </w:rPr>
+              <w:t xml:space="preserve">feature </w:t>
+            </w:r>
+            <w:r>
+              <w:rPr>
+                <w:rFonts w:ascii="Times New Roman" w:hAnsi="Times New Roman" w:cs="Times New Roman"/>
+                <w:sz w:val="24"/>
+              </w:rPr>
+              <w:t>points that become vertices of the wireframe on the 2</w:t>
+            </w:r>
+            <w:r>
+              <w:rPr>
+                <w:rFonts w:ascii="Times New Roman" w:eastAsiaTheme="minorEastAsia" w:hAnsi="Times New Roman" w:cs="Times New Roman" w:hint="eastAsia"/>
+                <w:sz w:val="24"/>
+              </w:rPr>
+              <w:t>-</w:t>
+            </w:r>
+            <w:r>
+              <w:rPr>
+                <w:rFonts w:ascii="Times New Roman" w:hAnsi="Times New Roman" w:cs="Times New Roman"/>
+                <w:sz w:val="24"/>
+              </w:rPr>
+              <w:t xml:space="preserve">D map. </w:t>
+            </w:r>
+            <w:r>
+              <w:rPr>
+                <w:rFonts w:ascii="Times New Roman" w:eastAsiaTheme="minorEastAsia" w:hAnsi="Times New Roman" w:cs="Times New Roman" w:hint="eastAsia"/>
+                <w:sz w:val="24"/>
+              </w:rPr>
+              <w:t xml:space="preserve"> </w:t>
+            </w:r>
+            <w:r>
+              <w:rPr>
+                <w:rFonts w:ascii="Times New Roman" w:hAnsi="Times New Roman" w:cs="Times New Roman"/>
+                <w:sz w:val="24"/>
+              </w:rPr>
+              <w:t xml:space="preserve">The remaining vertex </w:t>
+            </w:r>
+            <w:r>
+              <w:rPr>
+                <w:rFonts w:ascii="Times New Roman" w:eastAsiaTheme="minorEastAsia" w:hAnsi="Times New Roman" w:cs="Times New Roman" w:hint="eastAsia"/>
+                <w:sz w:val="24"/>
+              </w:rPr>
+              <w:t>alignment</w:t>
+            </w:r>
+            <w:r>
+              <w:rPr>
+                <w:rFonts w:ascii="Times New Roman" w:hAnsi="Times New Roman" w:cs="Times New Roman"/>
+                <w:sz w:val="24"/>
+              </w:rPr>
+              <w:t xml:space="preserve">, mesh generation, and texture assignment are performed automatically. </w:t>
+            </w:r>
+            <w:r>
+              <w:rPr>
+                <w:rFonts w:ascii="Times New Roman" w:eastAsiaTheme="minorEastAsia" w:hAnsi="Times New Roman" w:cs="Times New Roman" w:hint="eastAsia"/>
+                <w:sz w:val="24"/>
+              </w:rPr>
+              <w:t xml:space="preserve"> </w:t>
+            </w:r>
+            <w:r>
+              <w:rPr>
+                <w:rFonts w:ascii="Times New Roman" w:hAnsi="Times New Roman" w:cs="Times New Roman"/>
+                <w:sz w:val="24"/>
+              </w:rPr>
+              <w:t xml:space="preserve">Specifically, the wireframe vertices are determined </w:t>
+            </w:r>
+            <w:r>
+              <w:rPr>
+                <w:rFonts w:ascii="Times New Roman" w:eastAsiaTheme="minorEastAsia" w:hAnsi="Times New Roman" w:cs="Times New Roman" w:hint="eastAsia"/>
+                <w:sz w:val="24"/>
+              </w:rPr>
+              <w:t>by t</w:t>
+            </w:r>
+            <w:r>
+              <w:rPr>
+                <w:rFonts w:ascii="Times New Roman" w:hAnsi="Times New Roman" w:cs="Times New Roman"/>
+                <w:sz w:val="24"/>
+              </w:rPr>
+              <w:t>he camera positions</w:t>
+            </w:r>
+            <w:r>
+              <w:rPr>
+                <w:rFonts w:ascii="Times New Roman" w:eastAsiaTheme="minorEastAsia" w:hAnsi="Times New Roman" w:cs="Times New Roman" w:hint="eastAsia"/>
+                <w:sz w:val="24"/>
+              </w:rPr>
+              <w:t>,</w:t>
+            </w:r>
+            <w:r>
+              <w:rPr>
+                <w:rFonts w:ascii="Times New Roman" w:hAnsi="Times New Roman" w:cs="Times New Roman"/>
+                <w:sz w:val="24"/>
+              </w:rPr>
+              <w:t xml:space="preserve"> </w:t>
+            </w:r>
+            <w:r>
+              <w:rPr>
+                <w:rFonts w:ascii="Times New Roman" w:eastAsiaTheme="minorEastAsia" w:hAnsi="Times New Roman" w:cs="Times New Roman" w:hint="eastAsia"/>
+                <w:sz w:val="24"/>
+              </w:rPr>
+              <w:t xml:space="preserve">and </w:t>
+            </w:r>
+            <w:r>
+              <w:rPr>
+                <w:rFonts w:ascii="Times New Roman" w:hAnsi="Times New Roman" w:cs="Times New Roman"/>
+                <w:sz w:val="24"/>
+              </w:rPr>
+              <w:t xml:space="preserve">the mesh is divided accordingly, and images are generated with the camera’s optical axis facing each mesh centroid, then assigned as textures. </w:t>
+            </w:r>
+            <w:r>
+              <w:rPr>
+                <w:rFonts w:ascii="Times New Roman" w:eastAsiaTheme="minorEastAsia" w:hAnsi="Times New Roman" w:cs="Times New Roman" w:hint="eastAsia"/>
+                <w:sz w:val="24"/>
+              </w:rPr>
+              <w:t xml:space="preserve"> </w:t>
+            </w:r>
+            <w:r>
+              <w:rPr>
+                <w:rFonts w:ascii="Times New Roman" w:hAnsi="Times New Roman" w:cs="Times New Roman"/>
+                <w:sz w:val="24"/>
+              </w:rPr>
+              <w:t xml:space="preserve">Furthermore, </w:t>
+            </w:r>
+            <w:r>
+              <w:rPr>
+                <w:rFonts w:ascii="Times New Roman" w:eastAsiaTheme="minorEastAsia" w:hAnsi="Times New Roman" w:cs="Times New Roman" w:hint="eastAsia"/>
+                <w:sz w:val="24"/>
+              </w:rPr>
+              <w:t xml:space="preserve">if the </w:t>
+            </w:r>
+            <w:r>
+              <w:rPr>
+                <w:rFonts w:ascii="Times New Roman" w:hAnsi="Times New Roman" w:cs="Times New Roman"/>
+                <w:sz w:val="24"/>
+              </w:rPr>
+              <w:t xml:space="preserve">angle between the mesh normal and the camera's optical axis is large, </w:t>
+            </w:r>
+            <w:r>
+              <w:rPr>
+                <w:rFonts w:ascii="Times New Roman" w:eastAsiaTheme="minorEastAsia" w:hAnsi="Times New Roman" w:cs="Times New Roman" w:hint="eastAsia"/>
+                <w:sz w:val="24"/>
+              </w:rPr>
+              <w:t xml:space="preserve">we </w:t>
+            </w:r>
+            <w:r>
+              <w:rPr>
+                <w:rFonts w:ascii="Times New Roman" w:hAnsi="Times New Roman" w:cs="Times New Roman"/>
+                <w:sz w:val="24"/>
+              </w:rPr>
+              <w:t xml:space="preserve">apply </w:t>
+            </w:r>
+            <w:r>
+              <w:rPr>
+                <w:rFonts w:ascii="Times New Roman" w:eastAsiaTheme="minorEastAsia" w:hAnsi="Times New Roman" w:cs="Times New Roman" w:hint="eastAsia"/>
+                <w:sz w:val="24"/>
+              </w:rPr>
+              <w:t xml:space="preserve">texture </w:t>
+            </w:r>
+            <w:r>
+              <w:rPr>
+                <w:rFonts w:ascii="Times New Roman" w:hAnsi="Times New Roman" w:cs="Times New Roman"/>
+                <w:sz w:val="24"/>
+              </w:rPr>
+              <w:t>blend processing to images from multiple viewpoints improve</w:t>
+            </w:r>
+            <w:r>
+              <w:rPr>
+                <w:rFonts w:ascii="Times New Roman" w:eastAsiaTheme="minorEastAsia" w:hAnsi="Times New Roman" w:cs="Times New Roman" w:hint="eastAsia"/>
+                <w:sz w:val="24"/>
               </w:rPr>
               <w:t>s</w:t>
             </w:r>
             <w:r>
               <w:rPr>
                 <w:rFonts w:ascii="Times New Roman" w:hAnsi="Times New Roman" w:cs="Times New Roman"/>
+                <w:sz w:val="24"/>
               </w:rPr>
               <w:t xml:space="preserve"> visual quality.</w:t>
             </w:r>
-          </w:p>
-          <w:p>
-            <w:pPr>
-              <w:spacing w:after="0"/>
-              <w:rPr>
-                <w:rFonts w:ascii="Times New Roman" w:hAnsi="Times New Roman" w:cs="Times New Roman"/>
-              </w:rPr>
-            </w:pPr>
-            <w:r>
-              <w:rPr>
-                <w:rFonts w:ascii="Times New Roman" w:hAnsi="Times New Roman" w:cs="Times New Roman"/>
-              </w:rPr>
-              <w:t>To align the generated model with the input images, we used SuperPoint and SuperGlue, deep learning–based methods for feature detection and matching. Evaluation experiments in a university hallway showed that, compared with conventional methods such as SIFT and AKAZE, the proposed approach is significantly more robust to featureless regions and large viewpoint changes, achieving a higher matching success rate. In addition, self-localization using the PnPL method proposed in our laboratory achieved valid estimation in approximately 95% of successfully matched frames. We also integrated this method into an indoor navigation system and conducted a demonstration experiment. By combining it with a mobile device’s VIO (Visual-Inertial Odometry) rather than using the proposed method alone, we achieved real-time performance and stable estimation. As a result, smooth and high-precision navigation was demonstrated even in environments with few detectable feature points, with VIO ensuring motion continuity while the proposed method corrects accumulated errors.</w:t>
+            <w:r>
+              <w:rPr>
+                <w:rFonts w:ascii="Times New Roman" w:eastAsiaTheme="minorEastAsia" w:hAnsi="Times New Roman" w:cs="Times New Roman" w:hint="eastAsia"/>
+                <w:sz w:val="24"/>
+              </w:rPr>
+              <w:t xml:space="preserve">  </w:t>
+            </w:r>
+            <w:r>
+              <w:rPr>
+                <w:rFonts w:ascii="Times New Roman" w:hAnsi="Times New Roman" w:cs="Times New Roman"/>
+                <w:sz w:val="24"/>
+              </w:rPr>
+              <w:t xml:space="preserve">To </w:t>
+            </w:r>
+            <w:r>
+              <w:rPr>
+                <w:rFonts w:ascii="Times New Roman" w:eastAsiaTheme="minorEastAsia" w:hAnsi="Times New Roman" w:cs="Times New Roman" w:hint="eastAsia"/>
+                <w:sz w:val="24"/>
+              </w:rPr>
+              <w:t xml:space="preserve">correspond </w:t>
+            </w:r>
+            <w:r>
+              <w:rPr>
+                <w:rFonts w:ascii="Times New Roman" w:eastAsiaTheme="minorEastAsia" w:hAnsi="Times New Roman" w:cs="Times New Roman" w:hint="eastAsia"/>
+                <w:sz w:val="24"/>
+              </w:rPr>
+              <w:t xml:space="preserve">with </w:t>
+            </w:r>
+            <w:r>
+              <w:rPr>
+                <w:rFonts w:ascii="Times New Roman" w:hAnsi="Times New Roman" w:cs="Times New Roman"/>
+                <w:sz w:val="24"/>
+              </w:rPr>
+              <w:t xml:space="preserve">the generated model with the input images, we use SuperPoint and SuperGlue, </w:t>
+            </w:r>
+            <w:r>
+              <w:rPr>
+                <w:rFonts w:ascii="Times New Roman" w:eastAsiaTheme="minorEastAsia" w:hAnsi="Times New Roman" w:cs="Times New Roman" w:hint="eastAsia"/>
+                <w:sz w:val="24"/>
+              </w:rPr>
+              <w:t xml:space="preserve">which are </w:t>
+            </w:r>
+            <w:r>
+              <w:rPr>
+                <w:rFonts w:ascii="Times New Roman" w:hAnsi="Times New Roman" w:cs="Times New Roman"/>
+                <w:sz w:val="24"/>
+              </w:rPr>
+              <w:t>deep learning</w:t>
+            </w:r>
+            <w:r>
+              <w:rPr>
+                <w:rFonts w:ascii="Times New Roman" w:eastAsiaTheme="minorEastAsia" w:hAnsi="Times New Roman" w:cs="Times New Roman" w:hint="eastAsia"/>
+                <w:sz w:val="24"/>
+              </w:rPr>
+              <w:t>-</w:t>
+            </w:r>
+            <w:r>
+              <w:rPr>
+                <w:rFonts w:ascii="Times New Roman" w:hAnsi="Times New Roman" w:cs="Times New Roman"/>
+                <w:sz w:val="24"/>
+              </w:rPr>
+              <w:t>based methods</w:t>
+            </w:r>
+            <w:r>
+              <w:rPr>
+                <w:rFonts w:ascii="Times New Roman" w:eastAsiaTheme="minorEastAsia" w:hAnsi="Times New Roman" w:cs="Times New Roman" w:hint="eastAsia"/>
+                <w:sz w:val="24"/>
+              </w:rPr>
+              <w:t>,</w:t>
+            </w:r>
+            <w:r>
+              <w:rPr>
+                <w:rFonts w:ascii="Times New Roman" w:hAnsi="Times New Roman" w:cs="Times New Roman"/>
+                <w:sz w:val="24"/>
+              </w:rPr>
+              <w:t xml:space="preserve"> for feature detection and matching</w:t>
+            </w:r>
+            <w:r>
+              <w:rPr>
+                <w:rFonts w:ascii="Times New Roman" w:eastAsiaTheme="minorEastAsia" w:hAnsi="Times New Roman" w:cs="Times New Roman" w:hint="eastAsia"/>
+                <w:sz w:val="24"/>
+              </w:rPr>
+              <w:t>.</w:t>
+            </w:r>
+            <w:r>
+              <w:rPr>
+                <w:rFonts w:ascii="Times New Roman" w:eastAsiaTheme="minorEastAsia" w:hAnsi="Times New Roman" w:cs="Times New Roman" w:hint="eastAsia"/>
+                <w:sz w:val="24"/>
+              </w:rPr>
+              <w:t xml:space="preserve">  </w:t>
+            </w:r>
+            <w:r>
+              <w:rPr>
+                <w:rFonts w:ascii="Times New Roman" w:eastAsiaTheme="minorEastAsia" w:hAnsi="Times New Roman" w:cs="Times New Roman" w:hint="eastAsia"/>
+                <w:sz w:val="24"/>
+              </w:rPr>
+              <w:t xml:space="preserve">We </w:t>
+            </w:r>
+            <w:r>
+              <w:rPr>
+                <w:rFonts w:ascii="Times New Roman" w:eastAsiaTheme="minorEastAsia" w:hAnsi="Times New Roman" w:cs="Times New Roman" w:hint="eastAsia"/>
+                <w:sz w:val="24"/>
+              </w:rPr>
+              <w:t xml:space="preserve">compared this method with the method of SIFT and AKAZE and confirmed that our proposed </w:t>
+            </w:r>
+            <w:r>
+              <w:rPr>
+                <w:rFonts w:ascii="Times New Roman" w:eastAsiaTheme="minorEastAsia" w:hAnsi="Times New Roman" w:cs="Times New Roman"/>
+                <w:sz w:val="24"/>
+              </w:rPr>
+              <w:t>approach</w:t>
+            </w:r>
+            <w:r>
+              <w:rPr>
+                <w:rFonts w:ascii="Times New Roman" w:eastAsiaTheme="minorEastAsia" w:hAnsi="Times New Roman" w:cs="Times New Roman" w:hint="eastAsia"/>
+                <w:sz w:val="24"/>
+              </w:rPr>
+              <w:t xml:space="preserve"> is significantly robust </w:t>
+            </w:r>
+            <w:r>
+              <w:rPr>
+                <w:rFonts w:ascii="Times New Roman" w:hAnsi="Times New Roman" w:cs="Times New Roman"/>
+                <w:sz w:val="24"/>
+              </w:rPr>
+              <w:t xml:space="preserve">to </w:t>
+            </w:r>
+            <w:r>
+              <w:rPr>
+                <w:rFonts w:ascii="Times New Roman" w:hAnsi="Times New Roman" w:cs="Times New Roman"/>
+                <w:sz w:val="24"/>
+              </w:rPr>
+              <w:t>featureless</w:t>
+            </w:r>
+            <w:r>
+              <w:rPr>
+                <w:rFonts w:ascii="Times New Roman" w:eastAsiaTheme="minorEastAsia" w:hAnsi="Times New Roman" w:cs="Times New Roman" w:hint="eastAsia"/>
+                <w:sz w:val="24"/>
+              </w:rPr>
+              <w:t xml:space="preserve"> scenes </w:t>
+            </w:r>
+            <w:r>
+              <w:rPr>
+                <w:rFonts w:ascii="Times New Roman" w:hAnsi="Times New Roman" w:cs="Times New Roman"/>
+                <w:sz w:val="24"/>
+              </w:rPr>
+              <w:t>and large viewpoint changes</w:t>
+            </w:r>
+            <w:r>
+              <w:rPr>
+                <w:rFonts w:ascii="Times New Roman" w:eastAsiaTheme="minorEastAsia" w:hAnsi="Times New Roman" w:cs="Times New Roman" w:hint="eastAsia"/>
+                <w:sz w:val="24"/>
+              </w:rPr>
+              <w:t xml:space="preserve"> and </w:t>
+            </w:r>
+            <w:r>
+              <w:rPr>
+                <w:rFonts w:ascii="Times New Roman" w:hAnsi="Times New Roman" w:cs="Times New Roman"/>
+                <w:sz w:val="24"/>
+              </w:rPr>
+              <w:t>achiev</w:t>
+            </w:r>
+            <w:r>
+              <w:rPr>
+                <w:rFonts w:ascii="Times New Roman" w:eastAsiaTheme="minorEastAsia" w:hAnsi="Times New Roman" w:cs="Times New Roman" w:hint="eastAsia"/>
+                <w:sz w:val="24"/>
+              </w:rPr>
+              <w:t xml:space="preserve">ed </w:t>
+            </w:r>
+            <w:r>
+              <w:rPr>
+                <w:rFonts w:ascii="Times New Roman" w:hAnsi="Times New Roman" w:cs="Times New Roman"/>
+                <w:sz w:val="24"/>
+              </w:rPr>
+              <w:t xml:space="preserve">higher matching success rate. </w:t>
+            </w:r>
+            <w:r>
+              <w:rPr>
+                <w:rFonts w:ascii="Times New Roman" w:eastAsiaTheme="minorEastAsia" w:hAnsi="Times New Roman" w:cs="Times New Roman" w:hint="eastAsia"/>
+                <w:sz w:val="24"/>
+              </w:rPr>
+              <w:t xml:space="preserve"> </w:t>
+            </w:r>
+            <w:r>
+              <w:rPr>
+                <w:rFonts w:ascii="Times New Roman" w:hAnsi="Times New Roman" w:cs="Times New Roman"/>
+                <w:sz w:val="24"/>
+              </w:rPr>
+              <w:t xml:space="preserve">In addition, self-localization using the PnPL method proposed in our laboratory achieved valid estimation in approximately 95% of successfully matched frames. We also integrated this method into an indoor navigation system and conducted a demonstration experiment. </w:t>
+            </w:r>
+            <w:r>
+              <w:rPr>
+                <w:rFonts w:ascii="Times New Roman" w:eastAsiaTheme="minorEastAsia" w:hAnsi="Times New Roman" w:cs="Times New Roman" w:hint="eastAsia"/>
+                <w:sz w:val="24"/>
+              </w:rPr>
+              <w:t xml:space="preserve"> </w:t>
+            </w:r>
+            <w:r>
+              <w:rPr>
+                <w:rFonts w:ascii="Times New Roman" w:hAnsi="Times New Roman" w:cs="Times New Roman"/>
+                <w:sz w:val="24"/>
+              </w:rPr>
+              <w:t xml:space="preserve">By combining it with a mobile device’s VIO (Visual-Inertial Odometry), we achieved real-time performance and stable estimation. </w:t>
+            </w:r>
+            <w:r>
+              <w:rPr>
+                <w:rFonts w:ascii="Times New Roman" w:eastAsiaTheme="minorEastAsia" w:hAnsi="Times New Roman" w:cs="Times New Roman" w:hint="eastAsia"/>
+                <w:sz w:val="24"/>
+              </w:rPr>
+              <w:t xml:space="preserve"> </w:t>
+            </w:r>
+            <w:r>
+              <w:rPr>
+                <w:rFonts w:ascii="Times New Roman" w:hAnsi="Times New Roman" w:cs="Times New Roman"/>
+                <w:sz w:val="24"/>
+              </w:rPr>
+              <w:t>As a result, smooth and high-</w:t>
+            </w:r>
+            <w:r>
+              <w:rPr>
+                <w:rFonts w:ascii="Times New Roman" w:eastAsiaTheme="minorEastAsia" w:hAnsi="Times New Roman" w:cs="Times New Roman" w:hint="eastAsia"/>
+                <w:sz w:val="24"/>
+              </w:rPr>
+              <w:t>accurate n</w:t>
+            </w:r>
+            <w:r>
+              <w:rPr>
+                <w:rFonts w:ascii="Times New Roman" w:hAnsi="Times New Roman" w:cs="Times New Roman"/>
+                <w:sz w:val="24"/>
+              </w:rPr>
+              <w:t>avigation was demonstrated even in environments with few detectable feature points, with VIO ensuring motion continuity while the proposed method corrects accumulated errors.</w:t>
             </w:r>
           </w:p>
         </w:tc>
@@ -1070,6 +1838,7 @@
   <w:style w:type="character" w:default="1" w:styleId="a0">
     <w:name w:val="Default Paragraph Font"/>
     <w:uiPriority w:val="1"/>
+    <w:semiHidden/>
     <w:unhideWhenUsed/>
   </w:style>
   <w:style w:type="table" w:default="1" w:styleId="a1">
